--- a/FAQ WEBSITE PTQ AMSA.docx
+++ b/FAQ WEBSITE PTQ AMSA.docx
@@ -701,6 +701,9 @@
       <w:r>
         <w:t xml:space="preserve"> (Vimala Hills) belok kanan ke arah alternatif </w:t>
       </w:r>
+      <w:r>
+        <w:t>Taman Safari Cisarua.</w:t>
+      </w:r>
     </w:p>
     <w:p>
       <w:r>
@@ -711,7 +714,28 @@
         <w:t>22. Bagaimana komunikasi dengan santri?</w:t>
       </w:r>
       <w:r>
-        <w:t xml:space="preserve"> Walisantri bisa berkomunikasi via telepon pesantren pada jadwal tertentu, kunjungan langsung saat hari kunjungan, atau surat melalui pos/dititipkan saat berkunjung.</w:t>
+        <w:t xml:space="preserve"> Walisantri bisa berkomunikasi via telepon pesantren pada jadwal </w:t>
+      </w:r>
+      <w:r>
+        <w:t>yang sudah ditentukan oleh guru.</w:t>
+      </w:r>
+      <w:r>
+        <w:t xml:space="preserve"> </w:t>
+      </w:r>
+      <w:r>
+        <w:t>Atau bisa juga saat k</w:t>
+      </w:r>
+      <w:r>
+        <w:t xml:space="preserve">unjungan langsung </w:t>
+      </w:r>
+      <w:r>
+        <w:t>di</w:t>
+      </w:r>
+      <w:r>
+        <w:t xml:space="preserve"> hari </w:t>
+      </w:r>
+      <w:r>
+        <w:t>penjengukan.</w:t>
       </w:r>
     </w:p>
     <w:p>
@@ -723,31 +747,63 @@
         <w:t>23. Apakah ada grup WhatsApp walisantri?</w:t>
       </w:r>
       <w:r>
-        <w:t xml:space="preserve"> Ya. Setiap angkatan memiliki grup WhatsApp walisantri yang dikelola admin pesantren untuk update kegiatan dan informasi penting.</w:t>
-      </w:r>
-    </w:p>
-    <w:p>
-      <w:r>
-        <w:rPr>
-          <w:b/>
-          <w:bCs/>
-        </w:rPr>
-        <w:t>24. Bagaimana laporan perkembangan santri?</w:t>
-      </w:r>
-      <w:r>
-        <w:t xml:space="preserve"> Walisantri mendapat laporan berkala (bulanan/semesteran) tentang perkembangan hafalan, prestasi akademik, sikap/perilaku, dan kesehatan.</w:t>
-      </w:r>
-    </w:p>
-    <w:p>
-      <w:r>
-        <w:rPr>
-          <w:b/>
-          <w:bCs/>
-        </w:rPr>
-        <w:t>25. Apa usia minimal untuk masuk?</w:t>
-      </w:r>
-      <w:r>
-        <w:t xml:space="preserve"> Usia minimal 12 tahun (setara kelas 6 SD atau baru lulus SD).</w:t>
+        <w:t xml:space="preserve"> Ya. </w:t>
+      </w:r>
+      <w:r>
+        <w:t>Kami memiliki</w:t>
+      </w:r>
+      <w:r>
+        <w:t xml:space="preserve"> grup WhatsApp walisantri </w:t>
+      </w:r>
+      <w:r>
+        <w:t xml:space="preserve">untuk mengakomodir komunikasi antara </w:t>
+      </w:r>
+      <w:r>
+        <w:t>guru, walisantri</w:t>
+      </w:r>
+      <w:r>
+        <w:t xml:space="preserve"> </w:t>
+      </w:r>
+      <w:r>
+        <w:t>dan majlis kyai. U</w:t>
+      </w:r>
+      <w:r>
+        <w:t>ntuk update kegiatan dan informasi penting.</w:t>
+      </w:r>
+    </w:p>
+    <w:p>
+      <w:r>
+        <w:rPr>
+          <w:b/>
+          <w:bCs/>
+        </w:rPr>
+        <w:t>25. Apa</w:t>
+      </w:r>
+      <w:r>
+        <w:rPr>
+          <w:b/>
+          <w:bCs/>
+        </w:rPr>
+        <w:t>kah ada</w:t>
+      </w:r>
+      <w:r>
+        <w:rPr>
+          <w:b/>
+          <w:bCs/>
+        </w:rPr>
+        <w:t xml:space="preserve"> usia minimal untuk masuk?</w:t>
+      </w:r>
+      <w:r>
+        <w:t xml:space="preserve"> Usia minimal </w:t>
+      </w:r>
+      <w:r>
+        <w:t xml:space="preserve">adalah </w:t>
+      </w:r>
+      <w:r>
+        <w:t>12 tahun (setara kelas 6 SD atau baru lulus SD)</w:t>
+      </w:r>
+      <w:r>
+        <w:t xml:space="preserve"> untuk lulusan SMP.</w:t>
       </w:r>
     </w:p>
     <w:p>
@@ -771,7 +827,19 @@
         <w:t>27. Bagaimana jika anak homesick?</w:t>
       </w:r>
       <w:r>
-        <w:t xml:space="preserve"> PTQ Amsa memiliki program adaptasi khusus untuk santri baru dengan pendampingan intensif dari musyrif/musyrifah dan kakak kelas. Walisantri bisa konsultasi dengan pengurus jika ada kendala.</w:t>
+        <w:t xml:space="preserve"> PTQ Amsa memiliki </w:t>
+      </w:r>
+      <w:r>
+        <w:t>metode</w:t>
+      </w:r>
+      <w:r>
+        <w:t xml:space="preserve"> adaptasi khusus untuk santri baru dengan pendampingan intensif dari musyrif/musyrifah dan kakak kelas. Walisantri bisa konsultasi dengan </w:t>
+      </w:r>
+      <w:r>
+        <w:t>musyrif/ah terkait</w:t>
+      </w:r>
+      <w:r>
+        <w:t xml:space="preserve"> jika ada kendala.</w:t>
       </w:r>
     </w:p>
     <w:p>
@@ -783,449 +851,591 @@
         <w:t>28. Apakah bisa berkunjung untuk survey?</w:t>
       </w:r>
       <w:r>
-        <w:t xml:space="preserve"> Ya. PTQ Amsa membuka kunjungan untuk calon walisantri setiap hari pada jam kerja. Silakan hubungi admin terlebih dahulu untuk konfirmasi jadwal kunjungan.</w:t>
+        <w:t xml:space="preserve"> Ya. </w:t>
+      </w:r>
+      <w:r>
+        <w:t>Kami</w:t>
+      </w:r>
+      <w:r>
+        <w:t xml:space="preserve"> membuka kunjungan untuk calon walisantri setiap hari pada jam kerja. Silakan hubungi admin terlebih dahulu untuk konfirmasi jadwal kunjungan.</w:t>
       </w:r>
     </w:p>
     <w:p/>
     <w:p/>
     <w:p/>
-    <w:p>
-      <w:r>
+    <w:p/>
+    <w:p/>
+    <w:p/>
+    <w:p/>
+    <w:p>
+      <w:r>
+        <w:lastRenderedPageBreak/>
         <w:pict w14:anchorId="1EEE034E">
-          <v:rect id="_x0000_i1037" style="width:0;height:1.5pt" o:hralign="center" o:hrstd="t" o:hrnoshade="t" o:hr="t" fillcolor="gray" stroked="f"/>
+          <v:rect id="_x0000_i1108" style="width:0;height:1.5pt" o:hralign="center" o:hrstd="t" o:hrnoshade="t" o:hr="t" fillcolor="gray" stroked="f"/>
         </w:pict>
       </w:r>
-    </w:p>
-    <w:p>
-      <w:pPr>
-        <w:rPr>
-          <w:b/>
-          <w:bCs/>
-        </w:rPr>
-      </w:pPr>
-      <w:r>
-        <w:rPr>
-          <w:b/>
-          <w:bCs/>
-        </w:rPr>
-        <w:t>1. Kategori: Profil &amp; Kurikulum (The "Heart")</w:t>
-      </w:r>
-    </w:p>
-    <w:p>
-      <w:r>
-        <w:t>Kategori ini menjawab keraguan orang tua tentang kualitas pendidikan.</w:t>
-      </w:r>
-    </w:p>
-    <w:p>
-      <w:pPr>
-        <w:numPr>
-          <w:ilvl w:val="0"/>
-          <w:numId w:val="1"/>
-        </w:numPr>
-      </w:pPr>
-      <w:r>
-        <w:rPr>
-          <w:b/>
-          <w:bCs/>
-        </w:rPr>
-        <w:t>Q: Apa keunggulan utama Pesantren PTQ</w:t>
-      </w:r>
-      <w:r>
-        <w:rPr>
-          <w:b/>
-          <w:bCs/>
-        </w:rPr>
-        <w:t xml:space="preserve"> A</w:t>
-      </w:r>
-      <w:r>
-        <w:rPr>
-          <w:b/>
-          <w:bCs/>
-        </w:rPr>
-        <w:t>msa dibanding yang lain?</w:t>
-      </w:r>
-    </w:p>
-    <w:p>
-      <w:pPr>
-        <w:numPr>
-          <w:ilvl w:val="1"/>
-          <w:numId w:val="1"/>
-        </w:numPr>
-      </w:pPr>
-      <w:r>
-        <w:rPr>
-          <w:i/>
-          <w:iCs/>
+      <w:r>
+        <w:rPr>
+          <w:rFonts w:ascii="Times New Roman" w:eastAsia="Times New Roman" w:hAnsi="Times New Roman" w:cs="Times New Roman"/>
+          <w:b/>
+          <w:bCs/>
+          <w:kern w:val="0"/>
+          <w:sz w:val="24"/>
+          <w:szCs w:val="24"/>
+          <w:lang w:eastAsia="en-ID"/>
+          <w14:ligatures w14:val="none"/>
+        </w:rPr>
+        <w:t xml:space="preserve"> </w:t>
+      </w:r>
+      <w:r>
+        <w:rPr>
+          <w:b/>
+          <w:bCs/>
+        </w:rPr>
+        <w:t>FAQ WEBSITE PTQ AMSA - BERDASARKAN KATEGORI</w:t>
+      </w:r>
+    </w:p>
+    <w:p>
+      <w:r>
+        <w:pict w14:anchorId="323F6071">
+          <v:rect id="_x0000_i1120" style="width:0;height:1.5pt" o:hralign="center" o:hrstd="t" o:hr="t" fillcolor="#a0a0a0" stroked="f"/>
+        </w:pict>
+      </w:r>
+    </w:p>
+    <w:p>
+      <w:pPr>
+        <w:rPr>
+          <w:b/>
+          <w:bCs/>
+        </w:rPr>
+      </w:pPr>
+      <w:r>
+        <w:rPr>
+          <w:b/>
+          <w:bCs/>
+        </w:rPr>
+        <w:t>KATEGORI 1: KURIKULUM &amp; PEMBELAJARAN</w:t>
+      </w:r>
+    </w:p>
+    <w:p>
+      <w:r>
+        <w:rPr>
+          <w:b/>
+          <w:bCs/>
+        </w:rPr>
+        <w:t>1. Kurikulum apa yang digunakan?</w:t>
+      </w:r>
+      <w:r>
+        <w:t xml:space="preserve"> Kami menggunakan kombinasi Kurikulum Mu'adalah seperti Gontor, (bahasa Arab-Inggris dan diakui Kemenag) dengan sistem pembelajaran berbasis project dan juga pelajaran umum (Matematika, Biologi, Fisika, Geografi, dll)</w:t>
+      </w:r>
+    </w:p>
+    <w:p>
+      <w:r>
+        <w:rPr>
+          <w:b/>
+          <w:bCs/>
+        </w:rPr>
+        <w:t>2. Berapa target hafalan santri per tahun?</w:t>
+      </w:r>
+      <w:r>
+        <w:t xml:space="preserve"> Target hafalan adalah 1 juz per tahun. Kami fokus pada kualitas hafalan dan pemahaman makna, bukan kuantitas semata.</w:t>
+      </w:r>
+    </w:p>
+    <w:p>
+      <w:r>
+        <w:rPr>
+          <w:b/>
+          <w:bCs/>
+        </w:rPr>
+        <w:t>3. Bagaimana sistem setoran dan muraja'ah?</w:t>
+      </w:r>
+      <w:r>
+        <w:t xml:space="preserve"> Santri melakukan setoran harian (tasmi') kepada ustadz/ah pembimbing dan ada jadwal muraja'ah terstruktur kepada musyrif/ah untuk memastikan hafalan tetap terjaga dan tidak lepas.</w:t>
+      </w:r>
+    </w:p>
+    <w:p>
+      <w:r>
+        <w:rPr>
+          <w:b/>
+          <w:bCs/>
+        </w:rPr>
+        <w:t>4. Apakah ada pembelajaran teknologi/digital?</w:t>
+      </w:r>
+      <w:r>
+        <w:t xml:space="preserve"> Ya. Di waktu-waktu tertentu santri menggunakan komputer atau tablet untuk riset pembelajaran umum, agama, dan materi pembelajaran lainnya dibawah pengawasan langsung para guru.</w:t>
+      </w:r>
+    </w:p>
+    <w:p>
+      <w:r>
+        <w:rPr>
+          <w:b/>
+          <w:bCs/>
+        </w:rPr>
+        <w:t>5. Apakah santri dibekali skill tambahan di luar agama?</w:t>
+      </w:r>
+      <w:r>
+        <w:t xml:space="preserve"> Ya. PTQ Amsa memberikan bekal skill tambahan seperti bahasa Arab dan Inggris, keterampilan digital/teknologi, kaligrafi, public speaking, beladiri, dan berbagai ekstrakurikuler lainnya untuk mempersiapkan santri menjadi generasi yang kompetitif dan berkarakter.</w:t>
+      </w:r>
+    </w:p>
+    <w:p>
+      <w:r>
+        <w:pict w14:anchorId="44638AC5">
+          <v:rect id="_x0000_i1121" style="width:0;height:1.5pt" o:hralign="center" o:hrstd="t" o:hr="t" fillcolor="#a0a0a0" stroked="f"/>
+        </w:pict>
+      </w:r>
+    </w:p>
+    <w:p>
+      <w:pPr>
+        <w:rPr>
+          <w:b/>
+          <w:bCs/>
+        </w:rPr>
+      </w:pPr>
+      <w:r>
+        <w:rPr>
+          <w:b/>
+          <w:bCs/>
+        </w:rPr>
+        <w:t xml:space="preserve">KATEGORI </w:t>
+      </w:r>
+      <w:r>
+        <w:rPr>
+          <w:b/>
+          <w:bCs/>
+        </w:rPr>
+        <w:t>2</w:t>
+      </w:r>
+      <w:r>
+        <w:rPr>
+          <w:b/>
+          <w:bCs/>
+        </w:rPr>
+        <w:t>: PENDAFTARAN</w:t>
+      </w:r>
+    </w:p>
+    <w:p>
+      <w:r>
+        <w:rPr>
+          <w:b/>
+          <w:bCs/>
+        </w:rPr>
+        <w:t>14. Kapan jadwal pendaftaran dibuka?</w:t>
+      </w:r>
+      <w:r>
+        <w:t xml:space="preserve"> PTQ Amsa membagi pendaftaran menjadi 3 gelombang per tahun: Gelombang 1 Desember–Februari, Gelombang 2 Maret–April, dan Gelombang 3 Mei–Juni.</w:t>
+      </w:r>
+    </w:p>
+    <w:p>
+      <w:r>
+        <w:rPr>
+          <w:b/>
+          <w:bCs/>
+        </w:rPr>
+        <w:t>15. Bagaimana cara mendaftar?</w:t>
+      </w:r>
+      <w:r>
+        <w:t xml:space="preserve"> Daftar bisa melalui online (bisa klik disini) ataupun datang langsung ke pesantren (offline). Bisa hubungi admin via WhatsApp untuk jadwalkan waktu survei lokasi.</w:t>
+      </w:r>
+    </w:p>
+    <w:p>
+      <w:r>
+        <w:rPr>
+          <w:b/>
+          <w:bCs/>
+        </w:rPr>
+        <w:t>16. Apa saja tes masuk pesantren PTQ Amsa?</w:t>
+      </w:r>
+      <w:r>
+        <w:t xml:space="preserve"> Sebelum masuk santri akan dites bacaan Al-Qur'an, tes fiqih dasar (wudhu, sholat dll), pengetahuan agama Islam, dan tes akademik.</w:t>
+      </w:r>
+    </w:p>
+    <w:p>
+      <w:r>
+        <w:rPr>
+          <w:b/>
+          <w:bCs/>
+        </w:rPr>
+        <w:t>17. Apakah wajib survei lokasi sebelum mendaftar?</w:t>
+      </w:r>
+      <w:r>
+        <w:t xml:space="preserve"> Tidak wajib, tapi sangat direkomendasikan agar walisantri dan calon santri bisa melihat langsung kondisi pesantren dan memastikan kesesuaian dengan harapan keluarga.</w:t>
+      </w:r>
+    </w:p>
+    <w:p>
+      <w:r>
+        <w:pict w14:anchorId="2C2E8E09">
+          <v:rect id="_x0000_i1144" style="width:0;height:1.5pt" o:hralign="center" o:hrstd="t" o:hr="t" fillcolor="#a0a0a0" stroked="f"/>
+        </w:pict>
+      </w:r>
+    </w:p>
+    <w:p>
+      <w:pPr>
+        <w:rPr>
+          <w:b/>
+          <w:bCs/>
+        </w:rPr>
+      </w:pPr>
+      <w:r>
+        <w:rPr>
+          <w:b/>
+          <w:bCs/>
+        </w:rPr>
+        <w:t>KATEGORI 2: IJAZAH &amp; LANJUTAN PENDIDIKAN</w:t>
+      </w:r>
+    </w:p>
+    <w:p>
+      <w:r>
+        <w:rPr>
+          <w:b/>
+          <w:bCs/>
+        </w:rPr>
+        <w:t>6. Apakah ijazah PTQ Amsa diakui negara?</w:t>
+      </w:r>
+      <w:r>
+        <w:t xml:space="preserve"> Ya. PTQ Amsa menggunakan Kurikulum Mu'adalah yang setara dengan SMP/SMA dan diakui oleh Kementerian Agama. Lulusan kami bisa melanjutkan ke perguruan tinggi manapun di dalam dan luar negeri. Umum maupun keagamaan.</w:t>
+      </w:r>
+    </w:p>
+    <w:p>
+      <w:r>
+        <w:pict w14:anchorId="39CF787D">
+          <v:rect id="_x0000_i1122" style="width:0;height:1.5pt" o:hralign="center" o:hrstd="t" o:hr="t" fillcolor="#a0a0a0" stroked="f"/>
+        </w:pict>
+      </w:r>
+    </w:p>
+    <w:p>
+      <w:pPr>
+        <w:rPr>
+          <w:b/>
+          <w:bCs/>
+        </w:rPr>
+      </w:pPr>
+      <w:r>
+        <w:rPr>
+          <w:b/>
+          <w:bCs/>
+        </w:rPr>
+        <w:t>KATEGORI 3: FASILITAS</w:t>
+      </w:r>
+    </w:p>
+    <w:p>
+      <w:r>
+        <w:rPr>
+          <w:b/>
+          <w:bCs/>
         </w:rPr>
         <w:lastRenderedPageBreak/>
-        <w:t>A: Fokus kami adalah integrasi kurikulum agama (Tahfidz &amp; Kitab Kuning) dengan teknologi modern (Digital Literacy), membekali santri agar siap menghadapi era AI tanpa kehilangan jati diri islami.</w:t>
-      </w:r>
-    </w:p>
-    <w:p>
-      <w:pPr>
-        <w:numPr>
-          <w:ilvl w:val="0"/>
-          <w:numId w:val="1"/>
-        </w:numPr>
-      </w:pPr>
-      <w:r>
-        <w:rPr>
-          <w:b/>
-          <w:bCs/>
-        </w:rPr>
-        <w:t>Q: Apakah santri tetap mendapatkan ijazah formal?</w:t>
-      </w:r>
-    </w:p>
-    <w:p>
-      <w:pPr>
-        <w:numPr>
-          <w:ilvl w:val="1"/>
-          <w:numId w:val="1"/>
-        </w:numPr>
-      </w:pPr>
-      <w:r>
-        <w:rPr>
-          <w:i/>
-          <w:iCs/>
-        </w:rPr>
-        <w:t>A: Ya, setiap santri akan mendapatkan ijazah resmi dari Kemendikbud/Kemenag sesuai dengan jenjang pendidikan yang ditempuh.</w:t>
-      </w:r>
-    </w:p>
-    <w:p>
-      <w:pPr>
-        <w:numPr>
-          <w:ilvl w:val="0"/>
-          <w:numId w:val="1"/>
-        </w:numPr>
-      </w:pPr>
-      <w:r>
-        <w:rPr>
-          <w:b/>
-          <w:bCs/>
-        </w:rPr>
-        <w:t>Q: Bagaimana metode hafalan Al-Qur'an yang digunakan?</w:t>
-      </w:r>
-    </w:p>
-    <w:p>
-      <w:pPr>
-        <w:numPr>
-          <w:ilvl w:val="1"/>
-          <w:numId w:val="1"/>
-        </w:numPr>
-      </w:pPr>
-      <w:r>
-        <w:rPr>
-          <w:i/>
-          <w:iCs/>
-        </w:rPr>
-        <w:t>A: Kami menggunakan metode [Sebutkan metode, misal: Sabaq/Sabqi/Manzil] yang dipandu oleh ustadz/ustadzah bersanad.</w:t>
-      </w:r>
-    </w:p>
-    <w:p>
-      <w:pPr>
-        <w:rPr>
-          <w:b/>
-          <w:bCs/>
-        </w:rPr>
-      </w:pPr>
-      <w:r>
-        <w:rPr>
-          <w:b/>
-          <w:bCs/>
-        </w:rPr>
-        <w:t>2. Kategori: Pendaftaran &amp; Biaya (The "Action")</w:t>
-      </w:r>
-    </w:p>
-    <w:p>
-      <w:r>
-        <w:t>Sangat penting diletakkan di dekat tombol "Daftar Online" yang sedang kita bangun menggunakan Supabase.</w:t>
-      </w:r>
-    </w:p>
-    <w:p>
-      <w:pPr>
-        <w:numPr>
-          <w:ilvl w:val="0"/>
-          <w:numId w:val="2"/>
-        </w:numPr>
-      </w:pPr>
-      <w:r>
-        <w:rPr>
-          <w:b/>
-          <w:bCs/>
-        </w:rPr>
-        <w:t>Q: Bagaimana alur pendaftaran santri baru?</w:t>
-      </w:r>
-    </w:p>
-    <w:p>
-      <w:pPr>
-        <w:numPr>
-          <w:ilvl w:val="1"/>
-          <w:numId w:val="2"/>
-        </w:numPr>
-      </w:pPr>
-      <w:r>
-        <w:rPr>
-          <w:i/>
-          <w:iCs/>
-        </w:rPr>
-        <w:t>A: Cukup klik tombol "Daftar Online" di website, isi formulir digital, lalu lakukan konfirmasi melalui dashboard pendaftaran.</w:t>
-      </w:r>
-    </w:p>
-    <w:p>
-      <w:pPr>
-        <w:numPr>
-          <w:ilvl w:val="0"/>
-          <w:numId w:val="2"/>
-        </w:numPr>
-      </w:pPr>
-      <w:r>
-        <w:rPr>
-          <w:b/>
-          <w:bCs/>
-        </w:rPr>
-        <w:t>Q: Apakah ada tes masuk bagi calon santri?</w:t>
-      </w:r>
-    </w:p>
-    <w:p>
-      <w:pPr>
-        <w:numPr>
-          <w:ilvl w:val="1"/>
-          <w:numId w:val="2"/>
-        </w:numPr>
-      </w:pPr>
-      <w:r>
-        <w:rPr>
-          <w:i/>
-          <w:iCs/>
-        </w:rPr>
-        <w:t>A: Ya, tes meliputi baca tulis Al-Qur'an, wawancara motivasi santri, dan tes akademik dasar.</w:t>
-      </w:r>
-    </w:p>
-    <w:p>
-      <w:pPr>
-        <w:numPr>
-          <w:ilvl w:val="0"/>
-          <w:numId w:val="2"/>
-        </w:numPr>
-      </w:pPr>
-      <w:r>
-        <w:rPr>
-          <w:b/>
-          <w:bCs/>
-        </w:rPr>
-        <w:t>Q: Berapa rincian biaya masuk dan bulanan (SPP)?</w:t>
-      </w:r>
-    </w:p>
-    <w:p>
-      <w:pPr>
-        <w:numPr>
-          <w:ilvl w:val="1"/>
-          <w:numId w:val="2"/>
-        </w:numPr>
-      </w:pPr>
-      <w:r>
-        <w:rPr>
-          <w:i/>
-          <w:iCs/>
-        </w:rPr>
-        <w:t>A: [Sediakan link download brosur PDF atau tampilkan tabel harga transparan]. Kami menjunjung tinggi transparansi biaya tanpa ada biaya tersembunyi.</w:t>
-      </w:r>
-    </w:p>
-    <w:p>
-      <w:pPr>
-        <w:rPr>
-          <w:b/>
-          <w:bCs/>
-        </w:rPr>
-      </w:pPr>
-      <w:r>
-        <w:rPr>
-          <w:b/>
-          <w:bCs/>
-        </w:rPr>
-        <w:t>3. Kategori: Fasilitas &amp; Kehidupan Santri (The "Comfort")</w:t>
-      </w:r>
-    </w:p>
-    <w:p>
-      <w:r>
-        <w:t>Biasanya yang paling dikhawatirkan oleh calon santri.</w:t>
-      </w:r>
-    </w:p>
-    <w:p>
-      <w:pPr>
-        <w:numPr>
-          <w:ilvl w:val="0"/>
-          <w:numId w:val="3"/>
-        </w:numPr>
-      </w:pPr>
-      <w:r>
-        <w:rPr>
-          <w:b/>
-          <w:bCs/>
-        </w:rPr>
-        <w:t>Q: Bagaimana fasilitas asrama dan konsumsi harian?</w:t>
-      </w:r>
-    </w:p>
-    <w:p>
-      <w:pPr>
-        <w:numPr>
-          <w:ilvl w:val="1"/>
-          <w:numId w:val="3"/>
-        </w:numPr>
-      </w:pPr>
-      <w:r>
-        <w:rPr>
-          <w:i/>
-          <w:iCs/>
-        </w:rPr>
-        <w:t>A: Asrama dilengkapi dengan ventilasi yang baik, kasur standar kesehatan, serta makan 3x sehari dengan menu bergizi seimbang.</w:t>
-      </w:r>
-    </w:p>
-    <w:p>
-      <w:pPr>
-        <w:numPr>
-          <w:ilvl w:val="0"/>
-          <w:numId w:val="3"/>
-        </w:numPr>
-      </w:pPr>
-      <w:r>
-        <w:rPr>
-          <w:b/>
-          <w:bCs/>
-        </w:rPr>
-        <w:t>Q: Apakah santri diperbolehkan membawa gadget?</w:t>
-      </w:r>
-    </w:p>
-    <w:p>
-      <w:pPr>
-        <w:numPr>
-          <w:ilvl w:val="1"/>
-          <w:numId w:val="3"/>
-        </w:numPr>
-      </w:pPr>
-      <w:r>
-        <w:rPr>
-          <w:i/>
-          <w:iCs/>
-        </w:rPr>
-        <w:t>A: Penggunaan gadget diatur secara ketat hanya untuk keperluan belajar di laboratorium komputer (Lab AI) di bawah pengawasan instruktur.</w:t>
-      </w:r>
-    </w:p>
-    <w:p>
-      <w:pPr>
-        <w:numPr>
-          <w:ilvl w:val="0"/>
-          <w:numId w:val="3"/>
-        </w:numPr>
-      </w:pPr>
-      <w:r>
-        <w:rPr>
-          <w:b/>
-          <w:bCs/>
-        </w:rPr>
-        <w:t>Q: Kapan jadwal kunjungan orang tua (sambangan)?</w:t>
-      </w:r>
-    </w:p>
-    <w:p>
-      <w:pPr>
-        <w:numPr>
-          <w:ilvl w:val="1"/>
-          <w:numId w:val="3"/>
-        </w:numPr>
-      </w:pPr>
-      <w:r>
-        <w:rPr>
-          <w:i/>
-          <w:iCs/>
-        </w:rPr>
-        <w:t>A: Kunjungan dilakukan setiap [Sebutkan jadwal, misal: Minggu ke-2 setiap bulan] agar tidak mengganggu ritme belajar santri.</w:t>
-      </w:r>
-    </w:p>
-    <w:p>
-      <w:pPr>
-        <w:rPr>
-          <w:b/>
-          <w:bCs/>
-        </w:rPr>
-      </w:pPr>
-      <w:r>
-        <w:rPr>
-          <w:b/>
-          <w:bCs/>
-        </w:rPr>
-        <w:t>4. Kategori: Alumni &amp; Karir (The "Future")</w:t>
-      </w:r>
-    </w:p>
-    <w:p>
-      <w:r>
-        <w:t>Penting untuk meyakinkan bahwa lulusan pesantren punya masa depan cerah.</w:t>
-      </w:r>
-    </w:p>
-    <w:p>
-      <w:pPr>
-        <w:numPr>
-          <w:ilvl w:val="0"/>
-          <w:numId w:val="4"/>
-        </w:numPr>
-      </w:pPr>
-      <w:r>
-        <w:rPr>
-          <w:b/>
-          <w:bCs/>
-        </w:rPr>
-        <w:t>Q: Ke mana biasanya alumni melanjutkan pendidikan?</w:t>
-      </w:r>
-    </w:p>
-    <w:p>
-      <w:pPr>
-        <w:numPr>
-          <w:ilvl w:val="1"/>
-          <w:numId w:val="4"/>
-        </w:numPr>
-      </w:pPr>
-      <w:r>
-        <w:rPr>
-          <w:i/>
-          <w:iCs/>
+        <w:t>7. Fasilitas apa saja yang tersedia?</w:t>
+      </w:r>
+      <w:r>
+        <w:t xml:space="preserve"> Asrama putra &amp; putri, makan 3x sehari, laundry, lab komputer, perpustakaan digital, kolam renang, lapangan futsal/voli/basket, lapangan badminton, gym, perpustakaan, air ph+ 24 jam, serta gazebo khusus putra &amp; putri untuk penjengukan</w:t>
+      </w:r>
+    </w:p>
+    <w:p>
+      <w:r>
+        <w:rPr>
+          <w:b/>
+          <w:bCs/>
+        </w:rPr>
+        <w:t>8. Bagaimana kondisi asrama santri?</w:t>
+      </w:r>
+      <w:r>
+        <w:t xml:space="preserve"> Asrama nyaman dengan kapasitas ideal per kamar, lemari pribadi 1 orang 1, kasur, bantal &amp; selimut, kamar mandi bersih terawat, jemuran, dan pengawasan 24 jam oleh musyrif/musyrifah.</w:t>
+      </w:r>
+    </w:p>
+    <w:p>
+      <w:r>
+        <w:pict w14:anchorId="674E33D7">
+          <v:rect id="_x0000_i1123" style="width:0;height:1.5pt" o:hralign="center" o:hrstd="t" o:hr="t" fillcolor="#a0a0a0" stroked="f"/>
+        </w:pict>
+      </w:r>
+    </w:p>
+    <w:p>
+      <w:pPr>
+        <w:rPr>
+          <w:b/>
+          <w:bCs/>
+        </w:rPr>
+      </w:pPr>
+      <w:r>
+        <w:rPr>
+          <w:b/>
+          <w:bCs/>
+        </w:rPr>
+        <w:t>KATEGORI 4: PERATURAN</w:t>
+      </w:r>
+      <w:r>
+        <w:rPr>
+          <w:b/>
+          <w:bCs/>
+        </w:rPr>
+        <w:t xml:space="preserve">, PENGAWASAN </w:t>
+      </w:r>
+      <w:r>
+        <w:rPr>
+          <w:b/>
+          <w:bCs/>
+        </w:rPr>
+        <w:t xml:space="preserve">&amp; </w:t>
+      </w:r>
+      <w:r>
+        <w:rPr>
+          <w:b/>
+          <w:bCs/>
+        </w:rPr>
+        <w:t>KEAMANAN</w:t>
+      </w:r>
+    </w:p>
+    <w:p>
+      <w:r>
+        <w:rPr>
+          <w:b/>
+          <w:bCs/>
+        </w:rPr>
+        <w:t>9. Apakah santri boleh bawa HP/gadget?</w:t>
+      </w:r>
+      <w:r>
+        <w:t xml:space="preserve"> Tidak boleh. Aturan tegas untuk santri PTQ Amsa yang menerapkan no-electronics policy agar santri fokus pada pembelajaran dan menghindari distraksi digital &amp; dunia maya.</w:t>
+      </w:r>
+    </w:p>
+    <w:p>
+      <w:r>
+        <w:rPr>
+          <w:b/>
+          <w:bCs/>
+        </w:rPr>
+        <w:t>18. Bagaimana pengawasan santri 24 jam?</w:t>
+      </w:r>
+      <w:r>
+        <w:t xml:space="preserve"> Santri diawasi 24 jam oleh asatidz dan asatidzah yang juga tinggal bermukim di dalam pesantren.</w:t>
+      </w:r>
+    </w:p>
+    <w:p>
+      <w:r>
+        <w:rPr>
+          <w:b/>
+          <w:bCs/>
+        </w:rPr>
+        <w:t>19. Kapan santri boleh dijenguk?</w:t>
+      </w:r>
+      <w:r>
+        <w:t xml:space="preserve"> Santri boleh dijenguk minimal 2 minggu sekali.</w:t>
+      </w:r>
+    </w:p>
+    <w:p>
+      <w:r>
+        <w:pict w14:anchorId="3E27B68B">
+          <v:rect id="_x0000_i1124" style="width:0;height:1.5pt" o:hralign="center" o:hrstd="t" o:hr="t" fillcolor="#a0a0a0" stroked="f"/>
+        </w:pict>
+      </w:r>
+    </w:p>
+    <w:p>
+      <w:pPr>
+        <w:rPr>
+          <w:b/>
+          <w:bCs/>
+        </w:rPr>
+      </w:pPr>
+      <w:r>
+        <w:rPr>
+          <w:b/>
+          <w:bCs/>
+        </w:rPr>
+        <w:t>KATEGORI 5: EKSTRAKURIKULER &amp; PRESTASI</w:t>
+      </w:r>
+    </w:p>
+    <w:p>
+      <w:r>
+        <w:rPr>
+          <w:b/>
+          <w:bCs/>
+        </w:rPr>
+        <w:t>10. Ekstrakurikuler apa saja yang ada?</w:t>
+      </w:r>
+      <w:r>
+        <w:t xml:space="preserve"> Pramuka, hadrah, beladiri, futsal, basket, voli, badminton, panahan, khitobah (public speaking) dan science study club.</w:t>
+      </w:r>
+    </w:p>
+    <w:p>
+      <w:r>
+        <w:rPr>
+          <w:b/>
+          <w:bCs/>
+        </w:rPr>
+        <w:t>11. Apa saja prestasi santri PTQ Amsa?</w:t>
+      </w:r>
+      <w:r>
+        <w:t xml:space="preserve"> Santri kami pernah mewakili Indonesia di ajang pramuka World Moslem Student Jamboree (WMSJ), juara podium beladiri tingkat nasional, dan berbagai prestasi akademik lainnya.</w:t>
+      </w:r>
+    </w:p>
+    <w:p>
+      <w:r>
+        <w:pict w14:anchorId="1492BA81">
+          <v:rect id="_x0000_i1125" style="width:0;height:1.5pt" o:hralign="center" o:hrstd="t" o:hr="t" fillcolor="#a0a0a0" stroked="f"/>
+        </w:pict>
+      </w:r>
+    </w:p>
+    <w:p>
+      <w:pPr>
+        <w:rPr>
+          <w:b/>
+          <w:bCs/>
+        </w:rPr>
+      </w:pPr>
+      <w:r>
+        <w:rPr>
+          <w:b/>
+          <w:bCs/>
+        </w:rPr>
+        <w:t>KATEGORI 6: BIAYA &amp; BEASISWA</w:t>
+      </w:r>
+    </w:p>
+    <w:p>
+      <w:r>
+        <w:rPr>
+          <w:b/>
+          <w:bCs/>
+        </w:rPr>
+        <w:t>12. Berapa biaya masuk dan SPP bulanan?</w:t>
+      </w:r>
+      <w:r>
+        <w:t xml:space="preserve"> Biaya terdiri dari pendaftaran, peralatan kamar, wakaf pembangunan (bisa dicicil), dan SPP bulanan. Untuk detail lengkap, bisa hubungi admin via WhatsApp.</w:t>
+      </w:r>
+    </w:p>
+    <w:p>
+      <w:r>
+        <w:rPr>
+          <w:b/>
+          <w:bCs/>
+        </w:rPr>
+        <w:t>13. Apakah ada program beasiswa?</w:t>
+      </w:r>
+      <w:r>
+        <w:t xml:space="preserve"> Ya. PTQ Amsa memiliki program khusus untuk anak yatim/dhuafa (potongan SPP 50% + bebas wakaf) dan juga program beasiswa tahfidz. Silakan konsultasi dengan admin untuk detail persyaratan.</w:t>
+      </w:r>
+    </w:p>
+    <w:p>
+      <w:r>
+        <w:pict w14:anchorId="5C09AFB1">
+          <v:rect id="_x0000_i1126" style="width:0;height:1.5pt" o:hralign="center" o:hrstd="t" o:hr="t" fillcolor="#a0a0a0" stroked="f"/>
+        </w:pict>
+      </w:r>
+    </w:p>
+    <w:p>
+      <w:pPr>
+        <w:rPr>
+          <w:b/>
+          <w:bCs/>
+        </w:rPr>
+      </w:pPr>
+      <w:r>
+        <w:rPr>
+          <w:b/>
+          <w:bCs/>
+        </w:rPr>
+        <w:t>KATEGORI 9: LOKASI &amp; AKSES</w:t>
+      </w:r>
+    </w:p>
+    <w:p>
+      <w:r>
+        <w:rPr>
+          <w:b/>
+          <w:bCs/>
+        </w:rPr>
+        <w:t>20. Di mana lokasi PTQ Amsa dan akses jalannya?</w:t>
+      </w:r>
+      <w:r>
+        <w:t xml:space="preserve"> Kami berlokasi di Jl. Cikopo Selatan (Pasirmuncang), Gg. Yulias, Desa Gadog, Kec. Megamendung, Kab. Bogor, Jawa Barat. Akses mudah dari Jakarta via keluar tol Puncak Gadog (Vimala Hills) belok kanan ke arah alternatif Taman Safari Cisarua.</w:t>
+      </w:r>
+    </w:p>
+    <w:p>
+      <w:r>
+        <w:pict w14:anchorId="189B813E">
+          <v:rect id="_x0000_i1129" style="width:0;height:1.5pt" o:hralign="center" o:hrstd="t" o:hr="t" fillcolor="#a0a0a0" stroked="f"/>
+        </w:pict>
+      </w:r>
+    </w:p>
+    <w:p>
+      <w:pPr>
+        <w:rPr>
+          <w:b/>
+          <w:bCs/>
+        </w:rPr>
+      </w:pPr>
+      <w:r>
+        <w:rPr>
+          <w:b/>
+          <w:bCs/>
+        </w:rPr>
+        <w:t>KATEGORI 10: KOMUNIKASI &amp; KUNJUNGAN</w:t>
+      </w:r>
+    </w:p>
+    <w:p>
+      <w:r>
+        <w:rPr>
+          <w:b/>
+          <w:bCs/>
         </w:rPr>
         <w:lastRenderedPageBreak/>
-        <w:t>A: Alumni kami tersebar di berbagai universitas negeri (PTN) maupun swasta ternama, baik di dalam maupun luar negeri.</w:t>
-      </w:r>
-    </w:p>
-    <w:p>
-      <w:pPr>
-        <w:numPr>
-          <w:ilvl w:val="0"/>
-          <w:numId w:val="4"/>
-        </w:numPr>
-      </w:pPr>
-      <w:r>
-        <w:rPr>
-          <w:b/>
-          <w:bCs/>
-        </w:rPr>
-        <w:t>Q: Apakah santri dibekali skill tambahan di luar agama?</w:t>
-      </w:r>
-    </w:p>
-    <w:p>
-      <w:pPr>
-        <w:numPr>
-          <w:ilvl w:val="1"/>
-          <w:numId w:val="4"/>
-        </w:numPr>
-      </w:pPr>
-      <w:r>
-        <w:rPr>
-          <w:i/>
-          <w:iCs/>
-        </w:rPr>
-        <w:t>A: Tentu! Melalui program Smart Automation, santri diajarkan dasar-dasar pemrograman, desain grafis, dan manajemen digital.</w:t>
-      </w:r>
-    </w:p>
-    <w:p>
-      <w:r>
-        <w:pict w14:anchorId="2C01800F">
-          <v:rect id="_x0000_i1038" style="width:0;height:1.5pt" o:hralign="center" o:hrstd="t" o:hrnoshade="t" o:hr="t" fillcolor="gray" stroked="f"/>
+        <w:t xml:space="preserve">21. Bagaimana </w:t>
+      </w:r>
+      <w:r>
+        <w:rPr>
+          <w:b/>
+          <w:bCs/>
+        </w:rPr>
+        <w:t xml:space="preserve">walisantri </w:t>
+      </w:r>
+      <w:r>
+        <w:rPr>
+          <w:b/>
+          <w:bCs/>
+        </w:rPr>
+        <w:t>komunikasi dengan santri?</w:t>
+      </w:r>
+      <w:r>
+        <w:t xml:space="preserve"> Walisantri bisa berkomunikasi via telepon pesantren pada jadwal yang sudah ditentukan oleh </w:t>
+      </w:r>
+      <w:r>
+        <w:t xml:space="preserve">dewan </w:t>
+      </w:r>
+      <w:r>
+        <w:t xml:space="preserve">guru. Atau bisa juga </w:t>
+      </w:r>
+      <w:r>
+        <w:t xml:space="preserve">berkomikasi langsung </w:t>
+      </w:r>
+      <w:r>
+        <w:t>saat kunjungan di hari penjengukan.</w:t>
+      </w:r>
+    </w:p>
+    <w:p>
+      <w:r>
+        <w:rPr>
+          <w:b/>
+          <w:bCs/>
+        </w:rPr>
+        <w:t>22. Apakah ada grup WhatsApp walisantri?</w:t>
+      </w:r>
+      <w:r>
+        <w:t xml:space="preserve"> Ya. Kami memiliki grup WhatsApp walisantri untuk mengakomodir komunikasi antara guru, walisantri dan majlis kyai. Untuk update kegiatan dan informasi penting.</w:t>
+      </w:r>
+    </w:p>
+    <w:p>
+      <w:r>
+        <w:rPr>
+          <w:b/>
+          <w:bCs/>
+        </w:rPr>
+        <w:t>23. Apakah bisa berkunjung untuk survey?</w:t>
+      </w:r>
+      <w:r>
+        <w:t xml:space="preserve"> Ya. Kami membuka kunjungan untuk calon walisantri setiap hari pada jam kerja. Silakan hubungi admin terlebih dahulu untuk konfirmasi jadwal kunjungan.</w:t>
+      </w:r>
+    </w:p>
+    <w:p>
+      <w:r>
+        <w:pict w14:anchorId="20B9D4A2">
+          <v:rect id="_x0000_i1130" style="width:0;height:1.5pt" o:hralign="center" o:hrstd="t" o:hr="t" fillcolor="#a0a0a0" stroked="f"/>
         </w:pict>
       </w:r>
     </w:p>
@@ -1241,83 +1451,607 @@
           <w:b/>
           <w:bCs/>
         </w:rPr>
-        <w:t>Tips Implementasi untuk Arum:</w:t>
-      </w:r>
-    </w:p>
-    <w:p>
-      <w:r>
-        <w:t xml:space="preserve">Karena kamu sedang belajar Next.js dan Tailwind, kamu bisa menerapkan fitur ini dengan gaya </w:t>
-      </w:r>
-      <w:r>
-        <w:rPr>
-          <w:b/>
-          <w:bCs/>
-        </w:rPr>
-        <w:t>Accordion</w:t>
-      </w:r>
-      <w:r>
-        <w:t xml:space="preserve"> (bisa di-</w:t>
-      </w:r>
-      <w:r>
-        <w:rPr>
-          <w:i/>
-          <w:iCs/>
-        </w:rPr>
-        <w:t>expand</w:t>
-      </w:r>
-      <w:r>
-        <w:t xml:space="preserve"> dan di-</w:t>
-      </w:r>
-      <w:r>
-        <w:rPr>
-          <w:i/>
-          <w:iCs/>
-        </w:rPr>
-        <w:t>collapse</w:t>
-      </w:r>
-      <w:r>
-        <w:t>).</w:t>
-      </w:r>
-    </w:p>
-    <w:p>
-      <w:r>
-        <w:rPr>
-          <w:b/>
-          <w:bCs/>
-        </w:rPr>
-        <w:t>Ide Pro: AI Chatbot Sederhana</w:t>
-      </w:r>
-    </w:p>
-    <w:p>
-      <w:r>
-        <w:t xml:space="preserve">Daripada sekadar teks mati, karena kamu sedang belajar AI, nanti kita bisa buatkan </w:t>
-      </w:r>
-      <w:r>
-        <w:rPr>
-          <w:b/>
-          <w:bCs/>
-        </w:rPr>
-        <w:t>"Smart Q&amp;A"</w:t>
-      </w:r>
-      <w:r>
-        <w:t xml:space="preserve"> menggunakan API yang bisa menjawab pertanyaan user secara dinamis berdasarkan database FAQ ini. Jadi, user tidak perlu </w:t>
-      </w:r>
-      <w:r>
-        <w:rPr>
-          <w:i/>
-          <w:iCs/>
-        </w:rPr>
-        <w:t>scroll</w:t>
-      </w:r>
-      <w:r>
-        <w:t xml:space="preserve"> panjang, tinggal ketik saja pertanyaannya.</w:t>
-      </w:r>
-    </w:p>
-    <w:p>
-      <w:r>
-        <w:t>Kira-kira dari daftar di atas, ada poin spesifik tentang pesantren kamu yang ingin ditambahkan? Misalnya tentang program unggulan khusus?</w:t>
-      </w:r>
-    </w:p>
+        <w:t>KATEGORI 11: PERSYARATAN UMUM</w:t>
+      </w:r>
+    </w:p>
+    <w:p>
+      <w:r>
+        <w:rPr>
+          <w:b/>
+          <w:bCs/>
+        </w:rPr>
+        <w:t>24. Apakah ada usia minimal untuk masuk?</w:t>
+      </w:r>
+      <w:r>
+        <w:t xml:space="preserve"> Usia minimal adalah 12 tahun (setara kelas 6 SD atau baru lulus SD) untuk lulusan SMP.</w:t>
+      </w:r>
+    </w:p>
+    <w:p>
+      <w:r>
+        <w:rPr>
+          <w:b/>
+          <w:bCs/>
+        </w:rPr>
+        <w:t>25. Apakah ada batasan asal daerah?</w:t>
+      </w:r>
+      <w:r>
+        <w:t xml:space="preserve"> Tidak ada. PTQ Amsa menerima santri dari seluruh Indonesia, bahkan dari luar negeri sekalipun.</w:t>
+      </w:r>
+    </w:p>
+    <w:p>
+      <w:r>
+        <w:rPr>
+          <w:b/>
+          <w:bCs/>
+        </w:rPr>
+        <w:t>26. Bagaimana jika anak homesick?</w:t>
+      </w:r>
+      <w:r>
+        <w:t xml:space="preserve"> PTQ Amsa memiliki metode adaptasi khusus untuk santri baru dengan pendampingan intensif dari musyrif/musyrifah dan kakak kelas. Walisantri bisa konsultasi dengan musyrif/ah terkait jika ada kendala.</w:t>
+      </w:r>
+    </w:p>
+    <w:p/>
+    <w:p/>
+    <w:p/>
+    <w:p/>
+    <w:p/>
+    <w:p/>
+    <w:p/>
+    <w:p/>
+    <w:p/>
+    <w:p/>
+    <w:p/>
+    <w:p/>
+    <w:p/>
+    <w:p/>
+    <w:p/>
+    <w:p/>
+    <w:p>
+      <w:r>
+        <w:rPr>
+          <w:b/>
+          <w:bCs/>
+        </w:rPr>
+        <w:lastRenderedPageBreak/>
+        <w:t>FAQ WEBSITE PTQ AMSA - BERDASARKAN KATEGORI</w:t>
+      </w:r>
+    </w:p>
+    <w:p>
+      <w:r>
+        <w:pict w14:anchorId="250F3C8E">
+          <v:rect id="_x0000_i1207" style="width:0;height:1.5pt" o:hralign="center" o:hrstd="t" o:hr="t" fillcolor="#a0a0a0" stroked="f"/>
+        </w:pict>
+      </w:r>
+    </w:p>
+    <w:p>
+      <w:pPr>
+        <w:rPr>
+          <w:b/>
+          <w:bCs/>
+        </w:rPr>
+      </w:pPr>
+      <w:r>
+        <w:rPr>
+          <w:b/>
+          <w:bCs/>
+        </w:rPr>
+        <w:t>KURIKULUM &amp; PEMBELAJARAN</w:t>
+      </w:r>
+    </w:p>
+    <w:p>
+      <w:r>
+        <w:rPr>
+          <w:b/>
+          <w:bCs/>
+        </w:rPr>
+        <w:t>1. Kurikulum apa yang digunakan?</w:t>
+      </w:r>
+      <w:r>
+        <w:t xml:space="preserve"> Kami menggunakan kombinasi Kurikulum Mu'adalah seperti Gontor, (bahasa Arab-Inggris dan diakui Kemenag) dengan sistem pembelajaran berbasis project dan juga pelajaran umum (Matematika, Biologi, Fisika, Geografi, dll)</w:t>
+      </w:r>
+    </w:p>
+    <w:p>
+      <w:r>
+        <w:rPr>
+          <w:b/>
+          <w:bCs/>
+        </w:rPr>
+        <w:t>2. Berapa target hafalan santri per tahun?</w:t>
+      </w:r>
+      <w:r>
+        <w:t xml:space="preserve"> Target hafalan adalah 1 juz per tahun. Kami fokus pada kualitas hafalan dan pemahaman makna, bukan kuantitas semata.</w:t>
+      </w:r>
+    </w:p>
+    <w:p>
+      <w:r>
+        <w:rPr>
+          <w:b/>
+          <w:bCs/>
+        </w:rPr>
+        <w:t>3. Bagaimana sistem setoran dan muraja'ah?</w:t>
+      </w:r>
+      <w:r>
+        <w:t xml:space="preserve"> Santri melakukan setoran harian (tasmi') kepada ustadz/ah pembimbing dan ada jadwal muraja'ah terstruktur kepada musyrif/ah untuk memastikan hafalan tetap terjaga dan tidak lepas.</w:t>
+      </w:r>
+    </w:p>
+    <w:p>
+      <w:r>
+        <w:rPr>
+          <w:b/>
+          <w:bCs/>
+        </w:rPr>
+        <w:t>4. Apakah ada pembelajaran teknologi/digital?</w:t>
+      </w:r>
+      <w:r>
+        <w:t xml:space="preserve"> Ya. Di waktu-waktu tertentu santri menggunakan komputer atau tablet untuk riset pembelajaran umum, agama, dan materi pembelajaran lainnya dibawah pengawasan langsung para guru.</w:t>
+      </w:r>
+    </w:p>
+    <w:p>
+      <w:r>
+        <w:rPr>
+          <w:b/>
+          <w:bCs/>
+        </w:rPr>
+        <w:t>5. Apakah santri dibekali skill tambahan di luar agama?</w:t>
+      </w:r>
+      <w:r>
+        <w:t xml:space="preserve"> Ya. PTQ Amsa memberikan bekal skill tambahan seperti bahasa Arab dan Inggris, keterampilan digital/teknologi, kaligrafi, public speaking, beladiri, dan berbagai ekstrakurikuler lainnya untuk mempersiapkan santri menjadi generasi yang kompetitif dan berkarakter.</w:t>
+      </w:r>
+    </w:p>
+    <w:p>
+      <w:r>
+        <w:pict w14:anchorId="5492E4BB">
+          <v:rect id="_x0000_i1208" style="width:0;height:1.5pt" o:hralign="center" o:hrstd="t" o:hr="t" fillcolor="#a0a0a0" stroked="f"/>
+        </w:pict>
+      </w:r>
+    </w:p>
+    <w:p>
+      <w:pPr>
+        <w:rPr>
+          <w:b/>
+          <w:bCs/>
+        </w:rPr>
+      </w:pPr>
+      <w:r>
+        <w:rPr>
+          <w:b/>
+          <w:bCs/>
+        </w:rPr>
+        <w:t>IJAZAH &amp; LANJUTAN PENDIDIKAN</w:t>
+      </w:r>
+    </w:p>
+    <w:p>
+      <w:r>
+        <w:rPr>
+          <w:b/>
+          <w:bCs/>
+        </w:rPr>
+        <w:t>1. Apakah ijazah PTQ Amsa diakui negara?</w:t>
+      </w:r>
+      <w:r>
+        <w:t xml:space="preserve"> Ya. PTQ Amsa menggunakan Kurikulum Mu'adalah yang setara dengan SMP/SMA dan diakui oleh Kementerian Agama. Lulusan kami bisa melanjutkan ke perguruan tinggi manapun di dalam dan luar negeri. Umum maupun keagamaan.</w:t>
+      </w:r>
+    </w:p>
+    <w:p>
+      <w:r>
+        <w:pict w14:anchorId="225DCF46">
+          <v:rect id="_x0000_i1209" style="width:0;height:1.5pt" o:hralign="center" o:hrstd="t" o:hr="t" fillcolor="#a0a0a0" stroked="f"/>
+        </w:pict>
+      </w:r>
+    </w:p>
+    <w:p>
+      <w:pPr>
+        <w:rPr>
+          <w:b/>
+          <w:bCs/>
+        </w:rPr>
+      </w:pPr>
+      <w:r>
+        <w:rPr>
+          <w:b/>
+          <w:bCs/>
+        </w:rPr>
+        <w:t>FASILITAS</w:t>
+      </w:r>
+    </w:p>
+    <w:p>
+      <w:r>
+        <w:rPr>
+          <w:b/>
+          <w:bCs/>
+        </w:rPr>
+        <w:t>1. Fasilitas apa saja yang tersedia?</w:t>
+      </w:r>
+      <w:r>
+        <w:t xml:space="preserve"> Asrama putra &amp; putri, makan 3x sehari, laundry, lab komputer, perpustakaan digital, kolam renang, lapangan futsal/voli/basket, lapangan badminton, gym, perpustakaan, air ph+ 24 jam, serta gazebo khusus putra &amp; putri untuk penjengukan.</w:t>
+      </w:r>
+    </w:p>
+    <w:p>
+      <w:r>
+        <w:rPr>
+          <w:b/>
+          <w:bCs/>
+        </w:rPr>
+        <w:t>2. Bagaimana kondisi asrama santri?</w:t>
+      </w:r>
+      <w:r>
+        <w:t xml:space="preserve"> Asrama nyaman dengan kapasitas ideal per kamar, lemari pribadi 1 orang 1, kasur, bantal &amp; selimut, kamar mandi bersih terawat, jemuran, dan pengawasan 24 jam oleh musyrif/musyrifah.</w:t>
+      </w:r>
+    </w:p>
+    <w:p>
+      <w:r>
+        <w:pict w14:anchorId="03E57525">
+          <v:rect id="_x0000_i1210" style="width:0;height:1.5pt" o:hralign="center" o:hrstd="t" o:hr="t" fillcolor="#a0a0a0" stroked="f"/>
+        </w:pict>
+      </w:r>
+    </w:p>
+    <w:p>
+      <w:pPr>
+        <w:rPr>
+          <w:b/>
+          <w:bCs/>
+        </w:rPr>
+      </w:pPr>
+      <w:r>
+        <w:rPr>
+          <w:b/>
+          <w:bCs/>
+        </w:rPr>
+        <w:t>PERATURAN, PENGAWASAN &amp; KEAMANAN</w:t>
+      </w:r>
+    </w:p>
+    <w:p>
+      <w:r>
+        <w:rPr>
+          <w:b/>
+          <w:bCs/>
+        </w:rPr>
+        <w:t>1. Apakah santri boleh bawa HP/gadget?</w:t>
+      </w:r>
+      <w:r>
+        <w:t xml:space="preserve"> Tidak boleh. Aturan tegas untuk santri PTQ Amsa yang menerapkan no-electronics policy agar santri fokus pada pembelajaran dan menghindari distraksi digital &amp; dunia maya.</w:t>
+      </w:r>
+    </w:p>
+    <w:p>
+      <w:r>
+        <w:rPr>
+          <w:b/>
+          <w:bCs/>
+        </w:rPr>
+        <w:t>2. Bagaimana pengawasan santri 24 jam?</w:t>
+      </w:r>
+      <w:r>
+        <w:t xml:space="preserve"> Santri diawasi 24 jam oleh asatidz dan asatidzah yang juga tinggal bermukim di dalam pesantren.</w:t>
+      </w:r>
+    </w:p>
+    <w:p>
+      <w:r>
+        <w:rPr>
+          <w:b/>
+          <w:bCs/>
+        </w:rPr>
+        <w:lastRenderedPageBreak/>
+        <w:t>3. Kapan santri boleh dijenguk?</w:t>
+      </w:r>
+      <w:r>
+        <w:t xml:space="preserve"> Santri boleh dijenguk minimal 2 minggu sekali.</w:t>
+      </w:r>
+    </w:p>
+    <w:p>
+      <w:r>
+        <w:pict w14:anchorId="14CBAF36">
+          <v:rect id="_x0000_i1211" style="width:0;height:1.5pt" o:hralign="center" o:hrstd="t" o:hr="t" fillcolor="#a0a0a0" stroked="f"/>
+        </w:pict>
+      </w:r>
+    </w:p>
+    <w:p>
+      <w:pPr>
+        <w:rPr>
+          <w:b/>
+          <w:bCs/>
+        </w:rPr>
+      </w:pPr>
+      <w:r>
+        <w:rPr>
+          <w:b/>
+          <w:bCs/>
+        </w:rPr>
+        <w:t>EKSTRAKURIKULER &amp; PRESTASI</w:t>
+      </w:r>
+    </w:p>
+    <w:p>
+      <w:r>
+        <w:rPr>
+          <w:b/>
+          <w:bCs/>
+        </w:rPr>
+        <w:t>1. Ekstrakurikuler apa saja yang ada?</w:t>
+      </w:r>
+      <w:r>
+        <w:t xml:space="preserve"> Pramuka, hadrah, beladiri, futsal, basket, voli, badminton, panahan, khitobah (public speaking) dan science study club.</w:t>
+      </w:r>
+    </w:p>
+    <w:p>
+      <w:r>
+        <w:rPr>
+          <w:b/>
+          <w:bCs/>
+        </w:rPr>
+        <w:t>2. Apa saja prestasi santri PTQ Amsa?</w:t>
+      </w:r>
+      <w:r>
+        <w:t xml:space="preserve"> Santri kami pernah mewakili Indonesia di ajang pramuka World Moslem Student Jamboree (WMSJ), juara podium beladiri tingkat nasional, dan berbagai prestasi akademik lainnya.</w:t>
+      </w:r>
+    </w:p>
+    <w:p>
+      <w:r>
+        <w:pict w14:anchorId="650D68E1">
+          <v:rect id="_x0000_i1212" style="width:0;height:1.5pt" o:hralign="center" o:hrstd="t" o:hr="t" fillcolor="#a0a0a0" stroked="f"/>
+        </w:pict>
+      </w:r>
+    </w:p>
+    <w:p>
+      <w:pPr>
+        <w:rPr>
+          <w:b/>
+          <w:bCs/>
+        </w:rPr>
+      </w:pPr>
+      <w:r>
+        <w:rPr>
+          <w:b/>
+          <w:bCs/>
+        </w:rPr>
+        <w:t>BIAYA &amp; BEASISWA</w:t>
+      </w:r>
+    </w:p>
+    <w:p>
+      <w:r>
+        <w:rPr>
+          <w:b/>
+          <w:bCs/>
+        </w:rPr>
+        <w:t>1. Berapa biaya masuk dan SPP bulanan?</w:t>
+      </w:r>
+      <w:r>
+        <w:t xml:space="preserve"> Biaya terdiri dari pendaftaran, peralatan kamar, wakaf pembangunan (bisa dicicil), dan SPP bulanan. Untuk detail lengkap, bisa hubungi admin via WhatsApp.</w:t>
+      </w:r>
+    </w:p>
+    <w:p>
+      <w:r>
+        <w:rPr>
+          <w:b/>
+          <w:bCs/>
+        </w:rPr>
+        <w:t>2. Apakah ada program beasiswa?</w:t>
+      </w:r>
+      <w:r>
+        <w:t xml:space="preserve"> Ya. PTQ Amsa memiliki program khusus untuk anak yatim/dhuafa (potongan SPP 50% + bebas wakaf) dan juga program beasiswa tahfidz. Silakan konsultasi dengan admin untuk detail persyaratan.</w:t>
+      </w:r>
+    </w:p>
+    <w:p>
+      <w:r>
+        <w:pict w14:anchorId="4E7D7DC4">
+          <v:rect id="_x0000_i1213" style="width:0;height:1.5pt" o:hralign="center" o:hrstd="t" o:hr="t" fillcolor="#a0a0a0" stroked="f"/>
+        </w:pict>
+      </w:r>
+    </w:p>
+    <w:p>
+      <w:pPr>
+        <w:rPr>
+          <w:b/>
+          <w:bCs/>
+        </w:rPr>
+      </w:pPr>
+      <w:r>
+        <w:rPr>
+          <w:b/>
+          <w:bCs/>
+        </w:rPr>
+        <w:t>PENDAFTARAN</w:t>
+      </w:r>
+    </w:p>
+    <w:p>
+      <w:r>
+        <w:rPr>
+          <w:b/>
+          <w:bCs/>
+        </w:rPr>
+        <w:t>1. Kapan jadwal pendaftaran dibuka?</w:t>
+      </w:r>
+      <w:r>
+        <w:t xml:space="preserve"> PTQ Amsa membagi pendaftaran menjadi 3 gelombang per tahun: Gelombang 1 Desember–Februari, Gelombang 2 Maret–April, dan Gelombang 3 Mei–Juni.</w:t>
+      </w:r>
+    </w:p>
+    <w:p>
+      <w:r>
+        <w:rPr>
+          <w:b/>
+          <w:bCs/>
+        </w:rPr>
+        <w:t>2. Bagaimana cara mendaftar?</w:t>
+      </w:r>
+      <w:r>
+        <w:t xml:space="preserve"> Daftar bisa melalui online (bisa klik disini) ataupun datang langsung ke pesantren (offline). Bisa hubungi admin via WhatsApp untuk jadwalkan waktu survei lokasi.</w:t>
+      </w:r>
+    </w:p>
+    <w:p>
+      <w:r>
+        <w:rPr>
+          <w:b/>
+          <w:bCs/>
+        </w:rPr>
+        <w:t>3. Apa saja tes masuk pesantren PTQ Amsa?</w:t>
+      </w:r>
+      <w:r>
+        <w:t xml:space="preserve"> Sebelum masuk santri akan dites bacaan Al-Qur'an, tes fiqih dasar (wudhu, sholat dll), pengetahuan agama Islam, dan tes akademik.</w:t>
+      </w:r>
+    </w:p>
+    <w:p>
+      <w:r>
+        <w:rPr>
+          <w:b/>
+          <w:bCs/>
+        </w:rPr>
+        <w:t>4. Apakah wajib survei lokasi sebelum mendaftar?</w:t>
+      </w:r>
+      <w:r>
+        <w:t xml:space="preserve"> Tidak wajib, tapi sangat direkomendasikan agar walisantri dan calon santri bisa melihat langsung kondisi pesantren dan memastikan kesesuaian dengan harapan keluarga.</w:t>
+      </w:r>
+    </w:p>
+    <w:p>
+      <w:r>
+        <w:pict w14:anchorId="3F4EB5F9">
+          <v:rect id="_x0000_i1214" style="width:0;height:1.5pt" o:hralign="center" o:hrstd="t" o:hr="t" fillcolor="#a0a0a0" stroked="f"/>
+        </w:pict>
+      </w:r>
+    </w:p>
+    <w:p>
+      <w:pPr>
+        <w:rPr>
+          <w:b/>
+          <w:bCs/>
+        </w:rPr>
+      </w:pPr>
+      <w:r>
+        <w:rPr>
+          <w:b/>
+          <w:bCs/>
+        </w:rPr>
+        <w:t>LOKASI &amp; AKSES</w:t>
+      </w:r>
+    </w:p>
+    <w:p>
+      <w:r>
+        <w:rPr>
+          <w:b/>
+          <w:bCs/>
+        </w:rPr>
+        <w:t>1. Di mana lokasi PTQ Amsa dan akses jalannya?</w:t>
+      </w:r>
+      <w:r>
+        <w:t xml:space="preserve"> Kami berlokasi di Jl. Cikopo Selatan (Pasirmuncang), Gg. Yulias, Desa Gadog, Kec. Megamendung, Kab. Bogor, Jawa Barat. Akses mudah dari Jakarta via keluar tol Puncak Gadog (Vimala Hills) belok kanan ke arah alternatif Taman Safari Cisarua.</w:t>
+      </w:r>
+    </w:p>
+    <w:p>
+      <w:r>
+        <w:pict w14:anchorId="49A7EF44">
+          <v:rect id="_x0000_i1215" style="width:0;height:1.5pt" o:hralign="center" o:hrstd="t" o:hr="t" fillcolor="#a0a0a0" stroked="f"/>
+        </w:pict>
+      </w:r>
+    </w:p>
+    <w:p>
+      <w:pPr>
+        <w:rPr>
+          <w:b/>
+          <w:bCs/>
+        </w:rPr>
+      </w:pPr>
+      <w:r>
+        <w:rPr>
+          <w:b/>
+          <w:bCs/>
+        </w:rPr>
+        <w:t>KOMUNIKASI &amp; KUNJUNGAN</w:t>
+      </w:r>
+    </w:p>
+    <w:p>
+      <w:r>
+        <w:rPr>
+          <w:b/>
+          <w:bCs/>
+        </w:rPr>
+        <w:lastRenderedPageBreak/>
+        <w:t>1. Bagaimana walisantri berkomunikasi dengan santri?</w:t>
+      </w:r>
+      <w:r>
+        <w:t xml:space="preserve"> Walisantri bisa berkomunikasi via telepon pesantren pada jadwal yang sudah ditentukan oleh dewan guru. Atau bisa juga berkomunikasi langsung saat kunjungan di hari penjengukan.</w:t>
+      </w:r>
+    </w:p>
+    <w:p>
+      <w:r>
+        <w:rPr>
+          <w:b/>
+          <w:bCs/>
+        </w:rPr>
+        <w:t>2. Apakah ada grup WhatsApp walisantri?</w:t>
+      </w:r>
+      <w:r>
+        <w:t xml:space="preserve"> Ya. Kami memiliki grup WhatsApp walisantri untuk mengakomodir komunikasi antara guru, walisantri dan majlis kyai. Untuk update kegiatan dan informasi penting.</w:t>
+      </w:r>
+    </w:p>
+    <w:p>
+      <w:r>
+        <w:rPr>
+          <w:b/>
+          <w:bCs/>
+        </w:rPr>
+        <w:t>3. Apakah bisa berkunjung untuk survey?</w:t>
+      </w:r>
+      <w:r>
+        <w:t xml:space="preserve"> Ya. Kami membuka kunjungan untuk calon walisantri setiap hari pada jam kerja. Silakan hubungi admin terlebih dahulu untuk konfirmasi jadwal kunjungan.</w:t>
+      </w:r>
+    </w:p>
+    <w:p>
+      <w:r>
+        <w:pict w14:anchorId="4A92ED6D">
+          <v:rect id="_x0000_i1216" style="width:0;height:1.5pt" o:hralign="center" o:hrstd="t" o:hr="t" fillcolor="#a0a0a0" stroked="f"/>
+        </w:pict>
+      </w:r>
+    </w:p>
+    <w:p>
+      <w:pPr>
+        <w:rPr>
+          <w:b/>
+          <w:bCs/>
+        </w:rPr>
+      </w:pPr>
+      <w:r>
+        <w:rPr>
+          <w:b/>
+          <w:bCs/>
+        </w:rPr>
+        <w:t>PERSYARATAN UMUM</w:t>
+      </w:r>
+    </w:p>
+    <w:p>
+      <w:r>
+        <w:rPr>
+          <w:b/>
+          <w:bCs/>
+        </w:rPr>
+        <w:t>1. Apakah ada usia minimal untuk masuk?</w:t>
+      </w:r>
+      <w:r>
+        <w:t xml:space="preserve"> Usia minimal adalah 12 tahun (setara kelas 6 SD atau baru lulus SD) untuk lulusan SMP.</w:t>
+      </w:r>
+    </w:p>
+    <w:p>
+      <w:r>
+        <w:rPr>
+          <w:b/>
+          <w:bCs/>
+        </w:rPr>
+        <w:t>2. Apakah ada batasan asal daerah?</w:t>
+      </w:r>
+      <w:r>
+        <w:t xml:space="preserve"> Tidak ada. PTQ Amsa menerima santri dari seluruh Indonesia, bahkan dari luar negeri sekalipun.</w:t>
+      </w:r>
+    </w:p>
+    <w:p>
+      <w:r>
+        <w:rPr>
+          <w:b/>
+          <w:bCs/>
+        </w:rPr>
+        <w:t>3. Bagaimana jika anak homesick?</w:t>
+      </w:r>
+      <w:r>
+        <w:t xml:space="preserve"> PTQ Amsa memiliki metode adaptasi khusus untuk santri baru dengan pendampingan intensif dari musyrif/musyrifah dan kakak kelas. Walisantri bisa konsultasi dengan musyrif/ah terkait jika ada kendala.</w:t>
+      </w:r>
+    </w:p>
+    <w:p/>
+    <w:p/>
     <w:p/>
     <w:sectPr>
       <w:pgSz w:w="11906" w:h="16838"/>
@@ -2342,6 +3076,7 @@
   <w:style w:type="paragraph" w:default="1" w:styleId="Normal">
     <w:name w:val="Normal"/>
     <w:qFormat/>
+    <w:rsid w:val="00897F22"/>
   </w:style>
   <w:style w:type="paragraph" w:styleId="Heading1">
     <w:name w:val="heading 1"/>
@@ -2858,6 +3593,19 @@
       <w:spacing w:val="5"/>
     </w:rPr>
   </w:style>
+  <w:style w:type="paragraph" w:styleId="NormalWeb">
+    <w:name w:val="Normal (Web)"/>
+    <w:basedOn w:val="Normal"/>
+    <w:uiPriority w:val="99"/>
+    <w:semiHidden/>
+    <w:unhideWhenUsed/>
+    <w:rsid w:val="00721DCE"/>
+    <w:rPr>
+      <w:rFonts w:ascii="Times New Roman" w:hAnsi="Times New Roman" w:cs="Times New Roman"/>
+      <w:sz w:val="24"/>
+      <w:szCs w:val="24"/>
+    </w:rPr>
+  </w:style>
 </w:styles>
 </file>
 
